--- a/cv/Wasswa_Wilson_CV_2026.docx
+++ b/cv/Wasswa_Wilson_CV_2026.docx
@@ -67,7 +67,7 @@
                 <w:sz w:val="19"/>
                 <w:rFonts w:ascii="Calibri" w:hAnsi="Calibri" w:cs="Calibri"/>
               </w:rPr>
-              <w:t>Biomedical Engineer  ·  Researcher and Data Lead  ·  Full-Stack Software Developer  ·  Proposal Writer</w:t>
+              <w:t>Data Analyst  ·  Biomedical Engineer  ·  Full-Stack Software Developer  ·  Researcher and Proposal Writer</w:t>
             </w:r>
           </w:p>
         </w:tc>
@@ -144,7 +144,7 @@
           <w:sz w:val="19"/>
           <w:rFonts w:ascii="Calibri" w:hAnsi="Calibri" w:cs="Calibri"/>
         </w:rPr>
-        <w:t>I am a biomedical engineer, researcher and full-stack software developer based in Kampala, with over nine years of work across health research, data systems and software engineering. I started in research at the Uganda Virus Research Institute and I have kept the habit: I model a problem, test it against real data and document it so someone else can rely on it. During the COVID-19 response that produced the oxygen consumption formulas that gave hospital and national planners a defensible basis for sizing supply. Today I lead development of the FairBanks Community Health Intelligence Platform (FCHIP), where I own the data capture tools, the database, the cloud data flows and the management dashboards, and I am building a cross-sector application that turns field data into finished reports in real time. I also write the institutional proposals, grant applications and investment materials FairBanks submits. I analyse in Python, SQL, MATLAB and Excel, I build automated auditing tooling, and I design AI agents and automations that are running in production.</w:t>
+        <w:t>I currently work as a data analyst and lead software developer at FairBanks Medical Centre in Kampala. I analyse health data in Python and SQL, define reporting indicators and validation rules, and develop management dashboards for the FairBanks Community Health Intelligence Platform (FCHIP). I am also a biomedical engineer and researcher, with over nine years of work across health research, data systems and software engineering. As Biomedical Programs Manager at the Gould Family Foundation (GFF), I led biomedical engineers and technicians across seven countries in East, Central and Southern Africa. I began in research at the Uganda Virus Research Institute and later developed oxygen demand models used in hospital and national planning during COVID-19. My current work combines data analysis, automated auditing, hospital software through my HOSSPI platform, and institutional proposal writing. I also work in MATLAB and Excel, and I design AI agents and automations running in production.</w:t>
       </w:r>
     </w:p>
     <w:p>
@@ -229,7 +229,7 @@
                 <w:sz w:val="19"/>
                 <w:rFonts w:ascii="Calibri" w:hAnsi="Calibri" w:cs="Calibri"/>
               </w:rPr>
-              <w:t>I developed the oxygen consumption formulas used to calculate patient demand during the COVID-19 response at International Hospital Kampala, and I supported Ministry of Health oxygen planning. I defined the model, tested it against real hospital demand and handed it to management as a planning tool. It went on to inform capacity planning for later facility projects.</w:t>
+              <w:t>I currently analyse community screening, referral and follow-up data at FairBanks in Python and SQL. I define reporting indicators and data-quality checks, and I develop FCHIP management dashboards alongside the platform's data capture, database and cloud flows.</w:t>
             </w:r>
           </w:p>
           <w:p>
@@ -258,7 +258,7 @@
                 <w:sz w:val="19"/>
                 <w:rFonts w:ascii="Calibri" w:hAnsi="Calibri" w:cs="Calibri"/>
               </w:rPr>
-              <w:t>I write the proposals FairBanks submits, among them the WA Foundation Category 2 full project proposal for FairBanks Community Health Reach, accelerator and fellowship applications, and the investment proposals for the maternity and diagnostics projects. I handle the narrative, the financial annexes and the supporting evidence files.</w:t>
+              <w:t>As Biomedical Programs Manager at the Gould Family Foundation (GFF), I led biomedical engineers and technicians across Uganda, Kenya, Tanzania, Burundi, Malawi, Somaliland and Rwanda. I managed programme planning, implementation and reporting across partner health facilities, and I led training for biomedical teams and clinical staff.</w:t>
             </w:r>
           </w:p>
           <w:p>
@@ -287,7 +287,36 @@
                 <w:sz w:val="19"/>
                 <w:rFonts w:ascii="Calibri" w:hAnsi="Calibri" w:cs="Calibri"/>
               </w:rPr>
-              <w:t>I lead development of FCHIP, the FairBanks Community Health Intelligence Platform. I built the community screening, referral and follow-up data capture, the database, the cloud sync and the reporting dashboards, and I deliver the platform across web and mobile.</w:t>
+              <w:t>I developed the oxygen consumption formulas used to calculate patient demand during the COVID-19 response at International Hospital Kampala, and I supported Ministry of Health oxygen planning. I tested the model against real hospital demand, and it informed capacity planning for later facility projects.</w:t>
+            </w:r>
+          </w:p>
+          <w:p>
+            <w:pPr>
+              <w:spacing w:before="0" w:after="68" w:line="245" w:lineRule="auto"/>
+              <w:ind w:left="259" w:hanging="230"/>
+              <w:jc w:val="both"/>
+            </w:pPr>
+            <w:r>
+              <w:rPr>
+                <w:rFonts w:ascii="Calibri" w:hAnsi="Calibri"/>
+                <w:b/>
+                <w:i w:val="0"/>
+                <w:color w:val="1A6B5C"/>
+                <w:sz w:val="19"/>
+                <w:rFonts w:ascii="Calibri" w:hAnsi="Calibri" w:cs="Calibri"/>
+              </w:rPr>
+              <w:t xml:space="preserve">•   </w:t>
+            </w:r>
+            <w:r>
+              <w:rPr>
+                <w:rFonts w:ascii="Calibri" w:hAnsi="Calibri"/>
+                <w:b w:val="0"/>
+                <w:i w:val="0"/>
+                <w:color w:val="23272B"/>
+                <w:sz w:val="19"/>
+                <w:rFonts w:ascii="Calibri" w:hAnsi="Calibri" w:cs="Calibri"/>
+              </w:rPr>
+              <w:t>I founded and develop HOSSPI, a hospital management system covering patient records, clinical, laboratory, pharmacy and billing workflows. The platform includes biomedical engineering, role-based permissions, multi-facility management and live analytics.</w:t>
             </w:r>
           </w:p>
           <w:p>
@@ -1179,7 +1208,7 @@
           <w:sz w:val="20"/>
           <w:rFonts w:ascii="Calibri" w:hAnsi="Calibri" w:cs="Calibri"/>
         </w:rPr>
-        <w:t>Lead Software Developer, FCHIP and Health Information Systems</w:t>
+        <w:t>Data Analyst and Lead Software Developer, FCHIP and Health Information Systems</w:t>
       </w:r>
       <w:r>
         <w:rPr>
@@ -1237,7 +1266,7 @@
           <w:sz w:val="19"/>
           <w:rFonts w:ascii="Calibri" w:hAnsi="Calibri" w:cs="Calibri"/>
         </w:rPr>
-        <w:t>I lead the design and build of the FairBanks Community Health Intelligence Platform (FCHIP). I do the data capture form design, the database structure, the cloud data flows, the reporting dashboards and the delivery across both web and mobile.</w:t>
+        <w:t>I analyse community screening, referral and follow-up data in Python and SQL. I define reporting indicators, validation rules and data-quality checks, and I develop management dashboards based on verified figures.</w:t>
       </w:r>
     </w:p>
     <w:p>
@@ -1266,7 +1295,7 @@
           <w:sz w:val="19"/>
           <w:rFonts w:ascii="Calibri" w:hAnsi="Calibri" w:cs="Calibri"/>
         </w:rPr>
-        <w:t>I define the indicators, validation rules and data-quality checks behind FCHIP reporting, and I analyse the resulting data in Python and SQL so that management reporting rests on figures that have been checked.</w:t>
+        <w:t>I lead the design and build of the FairBanks Community Health Intelligence Platform (FCHIP). I design the data capture forms, database structure and cloud data flows, and I deliver the platform across web and mobile.</w:t>
       </w:r>
     </w:p>
     <w:p>
@@ -1295,7 +1324,7 @@
           <w:sz w:val="19"/>
           <w:rFonts w:ascii="Calibri" w:hAnsi="Calibri" w:cs="Calibri"/>
         </w:rPr>
-        <w:t>I write and edit the institutional proposals, grant applications, investment materials and partnership documents FairBanks submits, including the WA Foundation Category 2 full project proposal for FairBanks Community Health Reach. I chaired the FairBanks meeting with the Uganda Health Partners Cooperative on cooperative health insurance in July 2026.</w:t>
+        <w:t>I write and edit the institutional proposals, grant applications, investment materials and partnership documents FairBanks submits, including the full project proposal for FairBanks Community Health Reach. I chaired the FairBanks meeting with the Uganda Health Partners Cooperative on cooperative health insurance in July 2026.</w:t>
       </w:r>
     </w:p>
     <w:p>
@@ -1567,7 +1596,7 @@
           <w:sz w:val="18"/>
           <w:rFonts w:ascii="Calibri" w:hAnsi="Calibri" w:cs="Calibri"/>
         </w:rPr>
-        <w:t>Gould Family Foundation (GFF), East and Central Africa</w:t>
+        <w:t>Gould Family Foundation (GFF), East, Central and Southern Africa</w:t>
       </w:r>
     </w:p>
     <w:p>
@@ -1596,7 +1625,7 @@
           <w:sz w:val="19"/>
           <w:rFonts w:ascii="Calibri" w:hAnsi="Calibri" w:cs="Calibri"/>
         </w:rPr>
-        <w:t>I managed the regional biomedical team, covering programme planning, implementation and reporting across partner health facilities in multiple countries.</w:t>
+        <w:t>I led biomedical engineers and technicians across Uganda, Kenya, Tanzania, Burundi, Malawi, Somaliland and Rwanda. I managed programme planning, implementation and reporting across partner health facilities in all seven countries.</w:t>
       </w:r>
     </w:p>
     <w:p>
@@ -2270,6 +2299,97 @@
           <w:sz w:val="20"/>
           <w:rFonts w:ascii="Calibri" w:hAnsi="Calibri" w:cs="Calibri"/>
         </w:rPr>
+        <w:t>HOSSPI Hospital Management System</w:t>
+      </w:r>
+      <w:r>
+        <w:rPr>
+          <w:rFonts w:ascii="Calibri" w:hAnsi="Calibri"/>
+          <w:b/>
+          <w:i w:val="0"/>
+          <w:color w:val="1A6B5C"/>
+          <w:sz w:val="18"/>
+          <w:rFonts w:ascii="Calibri" w:hAnsi="Calibri" w:cs="Calibri"/>
+        </w:rPr>
+        <w:tab/>
+        <w:t>Current</w:t>
+      </w:r>
+    </w:p>
+    <w:p>
+      <w:pPr>
+        <w:keepNext/>
+        <w:spacing w:before="0" w:after="40" w:line="245" w:lineRule="auto"/>
+      </w:pPr>
+      <w:r>
+        <w:rPr>
+          <w:rFonts w:ascii="Calibri" w:hAnsi="Calibri"/>
+          <w:b w:val="0"/>
+          <w:i/>
+          <w:color w:val="5A6472"/>
+          <w:sz w:val="18"/>
+          <w:rFonts w:ascii="Calibri" w:hAnsi="Calibri" w:cs="Calibri"/>
+        </w:rPr>
+        <w:t>Founder and Developer  ·  Hospital software and data systems</w:t>
+      </w:r>
+    </w:p>
+    <w:p>
+      <w:pPr>
+        <w:spacing w:before="0" w:after="40" w:line="245" w:lineRule="auto"/>
+        <w:jc w:val="both"/>
+      </w:pPr>
+      <w:r>
+        <w:rPr>
+          <w:rFonts w:ascii="Calibri" w:hAnsi="Calibri"/>
+          <w:b w:val="0"/>
+          <w:i w:val="0"/>
+          <w:color w:val="23272B"/>
+          <w:sz w:val="19"/>
+          <w:rFonts w:ascii="Calibri" w:hAnsi="Calibri" w:cs="Calibri"/>
+        </w:rPr>
+        <w:t>I founded and develop HOSSPI, a hospital management system connecting patient records with clinical, laboratory, pharmacy and billing workflows. The platform integrates biomedical engineering, role-based access permissions, multi-facility management and live analytics, giving hospital teams a shared view of patient care, hospital operations and management reporting.</w:t>
+      </w:r>
+      <w:r>
+        <w:rPr>
+          <w:rFonts w:ascii="Calibri" w:hAnsi="Calibri"/>
+          <w:b w:val="0"/>
+          <w:i w:val="0"/>
+          <w:color w:val="23272B"/>
+          <w:sz w:val="19"/>
+          <w:rFonts w:ascii="Calibri" w:hAnsi="Calibri" w:cs="Calibri"/>
+        </w:rPr>
+        <w:t xml:space="preserve">  Website: </w:t>
+      </w:r>
+      <w:hyperlink r:id="rId10">
+        <w:r>
+          <w:rPr>
+            <w:rFonts w:ascii="Calibri" w:hAnsi="Calibri"/>
+            <w:b w:val="0"/>
+            <w:i w:val="0"/>
+            <w:color w:val="1A6B5C"/>
+            <w:sz w:val="19"/>
+            <w:rFonts w:ascii="Calibri" w:hAnsi="Calibri" w:cs="Calibri"/>
+            <w:u w:val="single"/>
+          </w:rPr>
+          <w:t>https://hosspi.com/</w:t>
+        </w:r>
+      </w:hyperlink>
+    </w:p>
+    <w:p>
+      <w:pPr>
+        <w:keepNext/>
+        <w:tabs>
+          <w:tab w:pos="10238" w:val="right"/>
+        </w:tabs>
+        <w:spacing w:before="120" w:after="0" w:line="245" w:lineRule="auto"/>
+      </w:pPr>
+      <w:r>
+        <w:rPr>
+          <w:rFonts w:ascii="Calibri" w:hAnsi="Calibri"/>
+          <w:b/>
+          <w:i w:val="0"/>
+          <w:color w:val="0F2C4C"/>
+          <w:sz w:val="20"/>
+          <w:rFonts w:ascii="Calibri" w:hAnsi="Calibri" w:cs="Calibri"/>
+        </w:rPr>
         <w:t>Institutional proposals, grants and investment materials</w:t>
       </w:r>
       <w:r>
@@ -2316,7 +2436,7 @@
           <w:sz w:val="19"/>
           <w:rFonts w:ascii="Calibri" w:hAnsi="Calibri" w:cs="Calibri"/>
         </w:rPr>
-        <w:t>I write and edit what FairBanks submits: the WA Foundation Category 2 full project proposal for FairBanks Community Health Reach, accelerator and fellowship applications, investment proposals for the maternity and diagnostics projects, partnership documents and pitch decks. I handle the narrative, the annexes, the financial presentation and the evidence files, and I maintain the pipeline of opportunities and deadlines.</w:t>
+        <w:t>I write and edit what FairBanks submits: the full project proposal for FairBanks Community Health Reach, accelerator and fellowship applications, investment proposals for the maternity and diagnostics projects, partnership documents and pitch decks. I handle the narrative, the annexes, the financial presentation and the evidence files, and I maintain the pipeline of opportunities and deadlines.</w:t>
       </w:r>
     </w:p>
     <w:p>

--- a/cv/Wasswa_Wilson_CV_2026.docx
+++ b/cv/Wasswa_Wilson_CV_2026.docx
@@ -144,7 +144,7 @@
           <w:sz w:val="19"/>
           <w:rFonts w:ascii="Calibri" w:hAnsi="Calibri" w:cs="Calibri"/>
         </w:rPr>
-        <w:t>I currently work as a data analyst and lead software developer at FairBanks Medical Centre in Kampala. I analyse health data in Python and SQL, define reporting indicators and validation rules, and develop management dashboards for the FairBanks Community Health Intelligence Platform (FCHIP). I am also a biomedical engineer and researcher, with over nine years of work across health research, data systems and software engineering. As Biomedical Programs Manager at the Gould Family Foundation (GFF), I led biomedical engineers and technicians across seven countries in East, Central and Southern Africa. I began in research at the Uganda Virus Research Institute and later developed oxygen demand models used in hospital and national planning during COVID-19. My current work combines data analysis, automated auditing, hospital software through my HOSSPI platform, and institutional proposal writing. I also work in MATLAB and Excel, and I design AI agents and automations running in production.</w:t>
+        <w:t>I am a biomedical programmes leader, data analyst and full-stack software developer based in Kampala, with over nine years of work across health research, data systems and software engineering. As Biomedical Programs Manager at the Gould Family Foundation (GFF), I led biomedical engineers and technicians across seven countries in East, Central and Southern Africa. I also trained doctors, nurses and apprentices alongside these teams. I founded and develop HOSSPI, my hospital management platform. My data work includes analysis in Python, SQL, MATLAB and Excel, data validation, automated auditing and management dashboards. At International Hospital Kampala, I managed the biomedical function, developed COVID-19 oxygen demand models for hospital and national planning, and supported COHSASA accreditation. My research experience includes laboratory data analysis and mathematical modelling at the Uganda Virus Research Institute. I also undertake independent biomedical consulting across five countries, develop software and production AI agents, and write institutional proposals.</w:t>
       </w:r>
     </w:p>
     <w:p>
@@ -229,7 +229,7 @@
                 <w:sz w:val="19"/>
                 <w:rFonts w:ascii="Calibri" w:hAnsi="Calibri" w:cs="Calibri"/>
               </w:rPr>
-              <w:t>I currently analyse community screening, referral and follow-up data at FairBanks in Python and SQL. I define reporting indicators and data-quality checks, and I develop FCHIP management dashboards alongside the platform's data capture, database and cloud flows.</w:t>
+              <w:t>As Biomedical Programs Manager at the Gould Family Foundation (GFF), I led biomedical engineers and technicians across Uganda, Kenya, Tanzania, Burundi, Malawi, Somaliland and Rwanda. I managed programme planning, implementation and reporting across partner health facilities, and I led training for biomedical engineers, technicians and clinical users, including doctors, nurses and apprentices.</w:t>
             </w:r>
           </w:p>
           <w:p>
@@ -258,7 +258,36 @@
                 <w:sz w:val="19"/>
                 <w:rFonts w:ascii="Calibri" w:hAnsi="Calibri" w:cs="Calibri"/>
               </w:rPr>
-              <w:t>As Biomedical Programs Manager at the Gould Family Foundation (GFF), I led biomedical engineers and technicians across Uganda, Kenya, Tanzania, Burundi, Malawi, Somaliland and Rwanda. I managed programme planning, implementation and reporting across partner health facilities, and I led training for biomedical teams and clinical staff.</w:t>
+              <w:t>I founded and develop HOSSPI, a hospital management system covering patient records, clinical, laboratory, pharmacy and billing workflows. The platform includes biomedical engineering, role-based permissions, multi-facility management and live analytics.</w:t>
+            </w:r>
+          </w:p>
+          <w:p>
+            <w:pPr>
+              <w:spacing w:before="0" w:after="68" w:line="245" w:lineRule="auto"/>
+              <w:ind w:left="259" w:hanging="230"/>
+              <w:jc w:val="both"/>
+            </w:pPr>
+            <w:r>
+              <w:rPr>
+                <w:rFonts w:ascii="Calibri" w:hAnsi="Calibri"/>
+                <w:b/>
+                <w:i w:val="0"/>
+                <w:color w:val="1A6B5C"/>
+                <w:sz w:val="19"/>
+                <w:rFonts w:ascii="Calibri" w:hAnsi="Calibri" w:cs="Calibri"/>
+              </w:rPr>
+              <w:t xml:space="preserve">•   </w:t>
+            </w:r>
+            <w:r>
+              <w:rPr>
+                <w:rFonts w:ascii="Calibri" w:hAnsi="Calibri"/>
+                <w:b w:val="0"/>
+                <w:i w:val="0"/>
+                <w:color w:val="23272B"/>
+                <w:sz w:val="19"/>
+                <w:rFonts w:ascii="Calibri" w:hAnsi="Calibri" w:cs="Calibri"/>
+              </w:rPr>
+              <w:t>My current data analysis work includes community screening, referral and follow-up data in Python and SQL. I define reporting indicators and data-quality checks, and I develop FCHIP management dashboards alongside the platform's data capture, database and cloud flows.</w:t>
             </w:r>
           </w:p>
           <w:p>
@@ -288,35 +317,6 @@
                 <w:rFonts w:ascii="Calibri" w:hAnsi="Calibri" w:cs="Calibri"/>
               </w:rPr>
               <w:t>I developed the oxygen consumption formulas used to calculate patient demand during the COVID-19 response at International Hospital Kampala, and I supported Ministry of Health oxygen planning. I tested the model against real hospital demand, and it informed capacity planning for later facility projects.</w:t>
-            </w:r>
-          </w:p>
-          <w:p>
-            <w:pPr>
-              <w:spacing w:before="0" w:after="68" w:line="245" w:lineRule="auto"/>
-              <w:ind w:left="259" w:hanging="230"/>
-              <w:jc w:val="both"/>
-            </w:pPr>
-            <w:r>
-              <w:rPr>
-                <w:rFonts w:ascii="Calibri" w:hAnsi="Calibri"/>
-                <w:b/>
-                <w:i w:val="0"/>
-                <w:color w:val="1A6B5C"/>
-                <w:sz w:val="19"/>
-                <w:rFonts w:ascii="Calibri" w:hAnsi="Calibri" w:cs="Calibri"/>
-              </w:rPr>
-              <w:t xml:space="preserve">•   </w:t>
-            </w:r>
-            <w:r>
-              <w:rPr>
-                <w:rFonts w:ascii="Calibri" w:hAnsi="Calibri"/>
-                <w:b w:val="0"/>
-                <w:i w:val="0"/>
-                <w:color w:val="23272B"/>
-                <w:sz w:val="19"/>
-                <w:rFonts w:ascii="Calibri" w:hAnsi="Calibri" w:cs="Calibri"/>
-              </w:rPr>
-              <w:t>I founded and develop HOSSPI, a hospital management system covering patient records, clinical, laboratory, pharmacy and billing workflows. The platform includes biomedical engineering, role-based permissions, multi-facility management and live analytics.</w:t>
             </w:r>
           </w:p>
           <w:p>
@@ -571,7 +571,7 @@
                 <w:sz w:val="19"/>
                 <w:rFonts w:ascii="Calibri" w:hAnsi="Calibri" w:cs="Calibri"/>
               </w:rPr>
-              <w:t>I design and run the data layer of FCHIP: capture schemas, validation rules, cloud data flows, storage and synchronisation across web and mobile. Earlier I built and maintained the equipment registers, maintenance schedules and service histories for multi-facility programmes at International Hospital Kampala and the Gould Family Foundation, and kept them accurate enough to survive accreditation review.</w:t>
+              <w:t>I built and maintained equipment registers, maintenance schedules and service histories at International Hospital Kampala and the Gould Family Foundation. I now design and run FCHIP's data layer, including capture schemas, validation rules, cloud flows, storage and synchronisation across web and mobile.</w:t>
             </w:r>
           </w:p>
         </w:tc>
@@ -617,7 +617,7 @@
                 <w:sz w:val="19"/>
                 <w:rFonts w:ascii="Calibri" w:hAnsi="Calibri" w:cs="Calibri"/>
               </w:rPr>
-              <w:t>I analyse in Python, SQL, MATLAB and Excel. I publish results as live management dashboards rather than static documents, so decision-makers work from current numbers, and I build automated auditing and verification tooling that checks records in bulk instead of by hand.</w:t>
+              <w:t>I analyse data in Python, SQL, MATLAB and Excel, build live management dashboards, and develop automated auditing and verification tools that check records in bulk.</w:t>
             </w:r>
           </w:p>
         </w:tc>
@@ -1208,6 +1208,113 @@
           <w:sz w:val="20"/>
           <w:rFonts w:ascii="Calibri" w:hAnsi="Calibri" w:cs="Calibri"/>
         </w:rPr>
+        <w:t>Founder and Developer</w:t>
+      </w:r>
+      <w:r>
+        <w:rPr>
+          <w:rFonts w:ascii="Calibri" w:hAnsi="Calibri"/>
+          <w:b/>
+          <w:i w:val="0"/>
+          <w:color w:val="1A6B5C"/>
+          <w:sz w:val="18"/>
+          <w:rFonts w:ascii="Calibri" w:hAnsi="Calibri" w:cs="Calibri"/>
+        </w:rPr>
+        <w:tab/>
+        <w:t>Current</w:t>
+      </w:r>
+    </w:p>
+    <w:p>
+      <w:pPr>
+        <w:keepNext/>
+        <w:spacing w:before="0" w:after="60" w:line="245" w:lineRule="auto"/>
+      </w:pPr>
+      <w:r>
+        <w:rPr>
+          <w:rFonts w:ascii="Calibri" w:hAnsi="Calibri"/>
+          <w:b w:val="0"/>
+          <w:i/>
+          <w:color w:val="5A6472"/>
+          <w:sz w:val="18"/>
+          <w:rFonts w:ascii="Calibri" w:hAnsi="Calibri" w:cs="Calibri"/>
+        </w:rPr>
+        <w:t>HOSSPI Hospital Management System</w:t>
+      </w:r>
+    </w:p>
+    <w:p>
+      <w:pPr>
+        <w:spacing w:before="0" w:after="38" w:line="245" w:lineRule="auto"/>
+        <w:ind w:left="288" w:hanging="230"/>
+        <w:jc w:val="both"/>
+      </w:pPr>
+      <w:r>
+        <w:rPr>
+          <w:rFonts w:ascii="Calibri" w:hAnsi="Calibri"/>
+          <w:b/>
+          <w:i w:val="0"/>
+          <w:color w:val="1A6B5C"/>
+          <w:sz w:val="19"/>
+          <w:rFonts w:ascii="Calibri" w:hAnsi="Calibri" w:cs="Calibri"/>
+        </w:rPr>
+        <w:t xml:space="preserve">•   </w:t>
+      </w:r>
+      <w:r>
+        <w:rPr>
+          <w:rFonts w:ascii="Calibri" w:hAnsi="Calibri"/>
+          <w:b w:val="0"/>
+          <w:i w:val="0"/>
+          <w:color w:val="23272B"/>
+          <w:sz w:val="19"/>
+          <w:rFonts w:ascii="Calibri" w:hAnsi="Calibri" w:cs="Calibri"/>
+        </w:rPr>
+        <w:t>I founded HOSSPI and develop its hospital management platform, integrating patient records with clinical, laboratory, pharmacy, billing and biomedical engineering workflows.</w:t>
+      </w:r>
+    </w:p>
+    <w:p>
+      <w:pPr>
+        <w:spacing w:before="0" w:after="38" w:line="245" w:lineRule="auto"/>
+        <w:ind w:left="288" w:hanging="230"/>
+        <w:jc w:val="both"/>
+      </w:pPr>
+      <w:r>
+        <w:rPr>
+          <w:rFonts w:ascii="Calibri" w:hAnsi="Calibri"/>
+          <w:b/>
+          <w:i w:val="0"/>
+          <w:color w:val="1A6B5C"/>
+          <w:sz w:val="19"/>
+          <w:rFonts w:ascii="Calibri" w:hAnsi="Calibri" w:cs="Calibri"/>
+        </w:rPr>
+        <w:t xml:space="preserve">•   </w:t>
+      </w:r>
+      <w:r>
+        <w:rPr>
+          <w:rFonts w:ascii="Calibri" w:hAnsi="Calibri"/>
+          <w:b w:val="0"/>
+          <w:i w:val="0"/>
+          <w:color w:val="23272B"/>
+          <w:sz w:val="19"/>
+          <w:rFonts w:ascii="Calibri" w:hAnsi="Calibri" w:cs="Calibri"/>
+        </w:rPr>
+        <w:t>I develop role-based permissions, multi-facility management and live analytics to support hospital teams' operational and reporting needs.</w:t>
+      </w:r>
+    </w:p>
+    <w:p>
+      <w:pPr>
+        <w:keepNext/>
+        <w:tabs>
+          <w:tab w:pos="10238" w:val="right"/>
+        </w:tabs>
+        <w:spacing w:before="120" w:after="0" w:line="245" w:lineRule="auto"/>
+      </w:pPr>
+      <w:r>
+        <w:rPr>
+          <w:rFonts w:ascii="Calibri" w:hAnsi="Calibri"/>
+          <w:b/>
+          <w:i w:val="0"/>
+          <w:color w:val="0F2C4C"/>
+          <w:sz w:val="20"/>
+          <w:rFonts w:ascii="Calibri" w:hAnsi="Calibri" w:cs="Calibri"/>
+        </w:rPr>
         <w:t>Data Analyst and Lead Software Developer, FCHIP and Health Information Systems</w:t>
       </w:r>
       <w:r>
@@ -1324,65 +1431,7 @@
           <w:sz w:val="19"/>
           <w:rFonts w:ascii="Calibri" w:hAnsi="Calibri" w:cs="Calibri"/>
         </w:rPr>
-        <w:t>I write and edit the institutional proposals, grant applications, investment materials and partnership documents FairBanks submits, including the full project proposal for FairBanks Community Health Reach. I chaired the FairBanks meeting with the Uganda Health Partners Cooperative on cooperative health insurance in July 2026.</w:t>
-      </w:r>
-    </w:p>
-    <w:p>
-      <w:pPr>
-        <w:spacing w:before="0" w:after="38" w:line="245" w:lineRule="auto"/>
-        <w:ind w:left="288" w:hanging="230"/>
-        <w:jc w:val="both"/>
-      </w:pPr>
-      <w:r>
-        <w:rPr>
-          <w:rFonts w:ascii="Calibri" w:hAnsi="Calibri"/>
-          <w:b/>
-          <w:i w:val="0"/>
-          <w:color w:val="1A6B5C"/>
-          <w:sz w:val="19"/>
-          <w:rFonts w:ascii="Calibri" w:hAnsi="Calibri" w:cs="Calibri"/>
-        </w:rPr>
-        <w:t xml:space="preserve">•   </w:t>
-      </w:r>
-      <w:r>
-        <w:rPr>
-          <w:rFonts w:ascii="Calibri" w:hAnsi="Calibri"/>
-          <w:b w:val="0"/>
-          <w:i w:val="0"/>
-          <w:color w:val="23272B"/>
-          <w:sz w:val="19"/>
-          <w:rFonts w:ascii="Calibri" w:hAnsi="Calibri" w:cs="Calibri"/>
-        </w:rPr>
-        <w:t>I am building a cross-sector data collection and reporting application that turns work already being done into finished reports in real time, for accounting, research and laboratory science, biology, agriculture, social media and similar record-heavy fields.</w:t>
-      </w:r>
-    </w:p>
-    <w:p>
-      <w:pPr>
-        <w:spacing w:before="0" w:after="38" w:line="245" w:lineRule="auto"/>
-        <w:ind w:left="288" w:hanging="230"/>
-        <w:jc w:val="both"/>
-      </w:pPr>
-      <w:r>
-        <w:rPr>
-          <w:rFonts w:ascii="Calibri" w:hAnsi="Calibri"/>
-          <w:b/>
-          <w:i w:val="0"/>
-          <w:color w:val="1A6B5C"/>
-          <w:sz w:val="19"/>
-          <w:rFonts w:ascii="Calibri" w:hAnsi="Calibri" w:cs="Calibri"/>
-        </w:rPr>
-        <w:t xml:space="preserve">•   </w:t>
-      </w:r>
-      <w:r>
-        <w:rPr>
-          <w:rFonts w:ascii="Calibri" w:hAnsi="Calibri"/>
-          <w:b w:val="0"/>
-          <w:i w:val="0"/>
-          <w:color w:val="23272B"/>
-          <w:sz w:val="19"/>
-          <w:rFonts w:ascii="Calibri" w:hAnsi="Calibri" w:cs="Calibri"/>
-        </w:rPr>
-        <w:t>I design and deploy the AI agents and automation pipelines that remove manual handling from reception, appointment management, client follow-up and routine reporting, and I architect and maintain the hospital and clinic software that staff use daily.</w:t>
+        <w:t>I write FairBanks institutional proposals, grants, investment materials and partnership documents, including the Community Health Reach proposal. I chaired the meeting with the Uganda Health Partners Cooperative on cooperative health insurance in July 2026.</w:t>
       </w:r>
     </w:p>
     <w:p>
@@ -1741,7 +1790,7 @@
           <w:sz w:val="19"/>
           <w:rFonts w:ascii="Calibri" w:hAnsi="Calibri" w:cs="Calibri"/>
         </w:rPr>
-        <w:t>I led the biomedical and clinical user training programmes for engineers, technicians and clinical staff.</w:t>
+        <w:t>I led training programmes for biomedical engineers, technicians and clinical users, including doctors, nurses and apprentices.</w:t>
       </w:r>
     </w:p>
     <w:p>
@@ -2436,7 +2485,7 @@
           <w:sz w:val="19"/>
           <w:rFonts w:ascii="Calibri" w:hAnsi="Calibri" w:cs="Calibri"/>
         </w:rPr>
-        <w:t>I write and edit what FairBanks submits: the full project proposal for FairBanks Community Health Reach, accelerator and fellowship applications, investment proposals for the maternity and diagnostics projects, partnership documents and pitch decks. I handle the narrative, the annexes, the financial presentation and the evidence files, and I maintain the pipeline of opportunities and deadlines.</w:t>
+        <w:t>I write proposals, partnership documents and pitch decks for FairBanks, including Community Health Reach, accelerator and fellowship applications, and maternity and diagnostics investments. I prepare the narrative, financial annexes and supporting evidence, and I manage application opportunities and deadlines.</w:t>
       </w:r>
     </w:p>
     <w:p>

--- a/cv/Wasswa_Wilson_CV_2026.docx
+++ b/cv/Wasswa_Wilson_CV_2026.docx
@@ -144,7 +144,7 @@
           <w:sz w:val="19"/>
           <w:rFonts w:ascii="Calibri" w:hAnsi="Calibri" w:cs="Calibri"/>
         </w:rPr>
-        <w:t>I am a biomedical programmes leader, data analyst and full-stack software developer based in Kampala, with over nine years of work across health research, data systems and software engineering. As Biomedical Programs Manager at the Gould Family Foundation (GFF), I led biomedical engineers and technicians across seven countries in East, Central and Southern Africa. I also trained doctors, nurses and apprentices alongside these teams. I founded and develop HOSSPI, my hospital management platform. My data work includes analysis in Python, SQL, MATLAB and Excel, data validation, automated auditing and management dashboards. At International Hospital Kampala, I managed the biomedical function, developed COVID-19 oxygen demand models for hospital and national planning, and supported COHSASA accreditation. My research experience includes laboratory data analysis and mathematical modelling at the Uganda Virus Research Institute. I also undertake independent biomedical consulting across five countries, develop software and production AI agents, and write institutional proposals.</w:t>
+        <w:t>I am a biomedical programmes leader, data analyst and full-stack software developer based in Kampala, with over nine years of work across health research, data systems and software engineering. My biomedical work covers equipment inventory, needs assessment, planning and technical advisory. As Biomedical Programs Manager at the Gould Family Foundation (GFF), I led biomedical engineers and technicians across seven countries in East, Central and Southern Africa. I also trained doctors, nurses and apprentices alongside these teams. I founded and develop HOSSPI, my hospital management platform. My data work includes analysis in Python, SQL, MATLAB and Excel, data validation, automated auditing and management dashboards. At International Hospital Kampala, I managed the biomedical function, developed COVID-19 oxygen demand models for hospital and national planning, and supported COHSASA accreditation. My research experience includes laboratory data analysis and mathematical modelling at the Uganda Virus Research Institute. I also undertake independent biomedical consulting across five countries, develop software and production AI agents, and write institutional proposals.</w:t>
       </w:r>
     </w:p>
     <w:p>
@@ -316,7 +316,7 @@
                 <w:sz w:val="19"/>
                 <w:rFonts w:ascii="Calibri" w:hAnsi="Calibri" w:cs="Calibri"/>
               </w:rPr>
-              <w:t>I developed the oxygen consumption formulas used to calculate patient demand during the COVID-19 response at International Hospital Kampala, and I supported Ministry of Health oxygen planning. I tested the model against real hospital demand, and it informed capacity planning for later facility projects.</w:t>
+              <w:t>At International Hospital Kampala, I led upgrades to the theatre, laboratory, neonatal intensive care unit (NICU) and oxygen plant, and the installation of a 64-slice CT scanner and digital X-ray. I developed oxygen demand models for hospital and Ministry of Health planning, and supported successful COHSASA accreditation.</w:t>
             </w:r>
           </w:p>
           <w:p>
@@ -379,35 +379,6 @@
           </w:p>
           <w:p>
             <w:pPr>
-              <w:spacing w:before="0" w:after="68" w:line="245" w:lineRule="auto"/>
-              <w:ind w:left="259" w:hanging="230"/>
-              <w:jc w:val="both"/>
-            </w:pPr>
-            <w:r>
-              <w:rPr>
-                <w:rFonts w:ascii="Calibri" w:hAnsi="Calibri"/>
-                <w:b/>
-                <w:i w:val="0"/>
-                <w:color w:val="1A6B5C"/>
-                <w:sz w:val="19"/>
-                <w:rFonts w:ascii="Calibri" w:hAnsi="Calibri" w:cs="Calibri"/>
-              </w:rPr>
-              <w:t xml:space="preserve">•   </w:t>
-            </w:r>
-            <w:r>
-              <w:rPr>
-                <w:rFonts w:ascii="Calibri" w:hAnsi="Calibri"/>
-                <w:b w:val="0"/>
-                <w:i w:val="0"/>
-                <w:color w:val="23272B"/>
-                <w:sz w:val="19"/>
-                <w:rFonts w:ascii="Calibri" w:hAnsi="Calibri" w:cs="Calibri"/>
-              </w:rPr>
-              <w:t>I prepared and maintained the biomedical compliance evidence that carried International Hospital Kampala through successful COHSASA accreditation, which is data quality assurance against a published standard.</w:t>
-            </w:r>
-          </w:p>
-          <w:p>
-            <w:pPr>
               <w:spacing w:before="0" w:after="0" w:line="245" w:lineRule="auto"/>
               <w:ind w:left="259" w:hanging="230"/>
               <w:jc w:val="both"/>
@@ -432,7 +403,7 @@
                 <w:sz w:val="19"/>
                 <w:rFonts w:ascii="Calibri" w:hAnsi="Calibri" w:cs="Calibri"/>
               </w:rPr>
-              <w:t>I have delivered hospital technology projects in five countries: Uganda, the Democratic Republic of Congo, Kenya, Tanzania and Somaliland, and I upgraded partner facilities for the Gould Family Foundation including the neonatal intensive care unit at Mama Lucy Kibaki Hospital, Nairobi.</w:t>
+              <w:t>At GFF, I led the NICU upgrade at Mama Lucy Kibaki Hospital in Nairobi, Kenya, and developed standard operating procedures (SOPs) for supported equipment at partner facilities.</w:t>
             </w:r>
           </w:p>
         </w:tc>
@@ -487,6 +458,9 @@
         <w:gridCol w:w="5119"/>
       </w:tblGrid>
       <w:tr>
+        <w:trPr>
+          <w:cantSplit/>
+        </w:trPr>
         <w:tc>
           <w:tcPr>
             <w:tcW w:type="dxa" w:w="2880"/>
@@ -533,6 +507,9 @@
         </w:tc>
       </w:tr>
       <w:tr>
+        <w:trPr>
+          <w:cantSplit/>
+        </w:trPr>
         <w:tc>
           <w:tcPr>
             <w:tcW w:type="dxa" w:w="2880"/>
@@ -577,6 +554,9 @@
         </w:tc>
       </w:tr>
       <w:tr>
+        <w:trPr>
+          <w:cantSplit/>
+        </w:trPr>
         <w:tc>
           <w:tcPr>
             <w:tcW w:type="dxa" w:w="2880"/>
@@ -623,6 +603,9 @@
         </w:tc>
       </w:tr>
       <w:tr>
+        <w:trPr>
+          <w:cantSplit/>
+        </w:trPr>
         <w:tc>
           <w:tcPr>
             <w:tcW w:type="dxa" w:w="2880"/>
@@ -667,6 +650,9 @@
         </w:tc>
       </w:tr>
       <w:tr>
+        <w:trPr>
+          <w:cantSplit/>
+        </w:trPr>
         <w:tc>
           <w:tcPr>
             <w:tcW w:type="dxa" w:w="2880"/>
@@ -762,6 +748,9 @@
         <w:gridCol w:w="5119"/>
       </w:tblGrid>
       <w:tr>
+        <w:trPr>
+          <w:cantSplit/>
+        </w:trPr>
         <w:tc>
           <w:tcPr>
             <w:tcW w:type="dxa" w:w="2390"/>
@@ -808,6 +797,9 @@
         </w:tc>
       </w:tr>
       <w:tr>
+        <w:trPr>
+          <w:cantSplit/>
+        </w:trPr>
         <w:tc>
           <w:tcPr>
             <w:tcW w:type="dxa" w:w="2390"/>
@@ -852,6 +844,9 @@
         </w:tc>
       </w:tr>
       <w:tr>
+        <w:trPr>
+          <w:cantSplit/>
+        </w:trPr>
         <w:tc>
           <w:tcPr>
             <w:tcW w:type="dxa" w:w="2390"/>
@@ -898,6 +893,9 @@
         </w:tc>
       </w:tr>
       <w:tr>
+        <w:trPr>
+          <w:cantSplit/>
+        </w:trPr>
         <w:tc>
           <w:tcPr>
             <w:tcW w:type="dxa" w:w="2390"/>
@@ -942,6 +940,9 @@
         </w:tc>
       </w:tr>
       <w:tr>
+        <w:trPr>
+          <w:cantSplit/>
+        </w:trPr>
         <w:tc>
           <w:tcPr>
             <w:tcW w:type="dxa" w:w="2390"/>
@@ -988,6 +989,9 @@
         </w:tc>
       </w:tr>
       <w:tr>
+        <w:trPr>
+          <w:cantSplit/>
+        </w:trPr>
         <w:tc>
           <w:tcPr>
             <w:tcW w:type="dxa" w:w="2390"/>
@@ -1032,6 +1036,9 @@
         </w:tc>
       </w:tr>
       <w:tr>
+        <w:trPr>
+          <w:cantSplit/>
+        </w:trPr>
         <w:tc>
           <w:tcPr>
             <w:tcW w:type="dxa" w:w="2390"/>
@@ -1078,6 +1085,9 @@
         </w:tc>
       </w:tr>
       <w:tr>
+        <w:trPr>
+          <w:cantSplit/>
+        </w:trPr>
         <w:tc>
           <w:tcPr>
             <w:tcW w:type="dxa" w:w="2390"/>
@@ -1122,10 +1132,61 @@
         </w:tc>
       </w:tr>
       <w:tr>
+        <w:trPr>
+          <w:cantSplit/>
+        </w:trPr>
         <w:tc>
           <w:tcPr>
             <w:tcW w:type="dxa" w:w="2390"/>
             <w:shd w:val="clear" w:color="auto" w:fill="F3F6F9"/>
+          </w:tcPr>
+          <w:p>
+            <w:pPr>
+              <w:spacing w:after="0" w:line="250" w:lineRule="auto"/>
+            </w:pPr>
+            <w:r>
+              <w:rPr>
+                <w:rFonts w:ascii="Calibri" w:hAnsi="Calibri"/>
+                <w:b/>
+                <w:i w:val="0"/>
+                <w:color w:val="0F2C4C"/>
+                <w:sz w:val="19"/>
+                <w:rFonts w:ascii="Calibri" w:hAnsi="Calibri" w:cs="Calibri"/>
+              </w:rPr>
+              <w:t>Biomedical planning and advisory</w:t>
+            </w:r>
+          </w:p>
+        </w:tc>
+        <w:tc>
+          <w:tcPr>
+            <w:tcW w:type="dxa" w:w="7848"/>
+            <w:shd w:val="clear" w:color="auto" w:fill="F3F6F9"/>
+          </w:tcPr>
+          <w:p>
+            <w:pPr>
+              <w:spacing w:after="0" w:line="259" w:lineRule="auto"/>
+            </w:pPr>
+            <w:r>
+              <w:rPr>
+                <w:rFonts w:ascii="Calibri" w:hAnsi="Calibri"/>
+                <w:b w:val="0"/>
+                <w:i w:val="0"/>
+                <w:color w:val="23272B"/>
+                <w:sz w:val="19"/>
+                <w:rFonts w:ascii="Calibri" w:hAnsi="Calibri" w:cs="Calibri"/>
+              </w:rPr>
+              <w:t>Equipment inventory  ·  equipment and needs assessment  ·  facility master planning  ·  technical advisory  ·  lifecycle management  ·  procurement specification  ·  equipment SOP development</w:t>
+            </w:r>
+          </w:p>
+        </w:tc>
+      </w:tr>
+      <w:tr>
+        <w:trPr>
+          <w:cantSplit/>
+        </w:trPr>
+        <w:tc>
+          <w:tcPr>
+            <w:tcW w:type="dxa" w:w="2390"/>
           </w:tcPr>
           <w:p>
             <w:pPr>
@@ -1147,7 +1208,6 @@
         <w:tc>
           <w:tcPr>
             <w:tcW w:type="dxa" w:w="7848"/>
-            <w:shd w:val="clear" w:color="auto" w:fill="F3F6F9"/>
           </w:tcPr>
           <w:p>
             <w:pPr>
@@ -1431,7 +1491,7 @@
           <w:sz w:val="19"/>
           <w:rFonts w:ascii="Calibri" w:hAnsi="Calibri" w:cs="Calibri"/>
         </w:rPr>
-        <w:t>I write FairBanks institutional proposals, grants, investment materials and partnership documents, including the Community Health Reach proposal. I chaired the meeting with the Uganda Health Partners Cooperative on cooperative health insurance in July 2026.</w:t>
+        <w:t>I write FairBanks proposals, including Community Health Reach, accelerator and fellowship applications, and maternity and diagnostics investments, with financial annexes and evidence. I prepare partnership documents and pitch decks. I chaired the meeting with the Uganda Health Partners Cooperative on cooperative health insurance in July 2026.</w:t>
       </w:r>
     </w:p>
     <w:p>
@@ -1460,7 +1520,7 @@
           <w:sz w:val="19"/>
           <w:rFonts w:ascii="Calibri" w:hAnsi="Calibri" w:cs="Calibri"/>
         </w:rPr>
-        <w:t>I own the technical documentation, the data-protection practice, the access control and the release management across the platform.</w:t>
+        <w:t>I own the technical documentation, the data-protection practice, the access control and the release management across the platform, and I manage grant opportunities and deadlines.</w:t>
       </w:r>
     </w:p>
     <w:p>
@@ -1703,7 +1763,7 @@
           <w:sz w:val="19"/>
           <w:rFonts w:ascii="Calibri" w:hAnsi="Calibri" w:cs="Calibri"/>
         </w:rPr>
-        <w:t>I built and maintained the programme data: equipment registers, lifecycle records, procurement documentation and the routine reports that went to management.</w:t>
+        <w:t>I managed equipment inventories, lifecycle records, procurement documentation and programme reporting.</w:t>
       </w:r>
     </w:p>
     <w:p>
@@ -1732,7 +1792,7 @@
           <w:sz w:val="19"/>
           <w:rFonts w:ascii="Calibri" w:hAnsi="Calibri" w:cs="Calibri"/>
         </w:rPr>
-        <w:t>I developed the equipment lifecycle-management and master-planning strategies that were then applied across partner facilities.</w:t>
+        <w:t>I assessed equipment needs, advised on lifecycle management and master planning, and developed standard operating procedures (SOPs) for supported equipment at partner facilities.</w:t>
       </w:r>
     </w:p>
     <w:p>
@@ -1761,7 +1821,7 @@
           <w:sz w:val="19"/>
           <w:rFonts w:ascii="Calibri" w:hAnsi="Calibri" w:cs="Calibri"/>
         </w:rPr>
-        <w:t>I upgraded several facilities, including the neonatal intensive care unit at Mama Lucy Kibaki Hospital, Nairobi, where my oxygen and equipment demand modelling informed the capacity plan.</w:t>
+        <w:t>I led the upgrade of the neonatal intensive care unit (NICU) at Mama Lucy Kibaki Hospital in Nairobi, Kenya, using oxygen and equipment demand modelling to inform the capacity plan.</w:t>
       </w:r>
     </w:p>
     <w:p>
@@ -1955,7 +2015,7 @@
           <w:sz w:val="19"/>
           <w:rFonts w:ascii="Calibri" w:hAnsi="Calibri" w:cs="Calibri"/>
         </w:rPr>
-        <w:t>I led the installation and commissioning of CT and X-ray imaging, oxygen plant, laboratory, theatre and ICU systems through to handover, and I trained the clinical users.</w:t>
+        <w:t>I led upgrades to the theatre, laboratory, neonatal intensive care unit (NICU) and oxygen plant. I led the installation of a 64-slice CT scanner and digital X-ray, commissioned equipment including ICU systems through to handover, and trained clinical users.</w:t>
       </w:r>
     </w:p>
     <w:p>
@@ -1984,7 +2044,7 @@
           <w:sz w:val="19"/>
           <w:rFonts w:ascii="Calibri" w:hAnsi="Calibri" w:cs="Calibri"/>
         </w:rPr>
-        <w:t>I built the preventive maintenance schedules and service-record systems that reduced equipment downtime, and I coordinated procurement, technical specification and lifecycle management of hospital medical equipment.</w:t>
+        <w:t>I maintained equipment inventories, preventive maintenance schedules and service records that reduced downtime, and coordinated equipment assessment, procurement, technical specification and lifecycle planning.</w:t>
       </w:r>
     </w:p>
     <w:p>
@@ -2439,7 +2499,7 @@
           <w:sz w:val="20"/>
           <w:rFonts w:ascii="Calibri" w:hAnsi="Calibri" w:cs="Calibri"/>
         </w:rPr>
-        <w:t>Institutional proposals, grants and investment materials</w:t>
+        <w:t>Mama Lucy Kibaki NICU upgrade and equipment SOPs</w:t>
       </w:r>
       <w:r>
         <w:rPr>
@@ -2451,7 +2511,7 @@
           <w:rFonts w:ascii="Calibri" w:hAnsi="Calibri" w:cs="Calibri"/>
         </w:rPr>
         <w:tab/>
-        <w:t>2026 to present</w:t>
+        <w:t>Aug 2024 to Feb 2025</w:t>
       </w:r>
     </w:p>
     <w:p>
@@ -2468,7 +2528,7 @@
           <w:sz w:val="18"/>
           <w:rFonts w:ascii="Calibri" w:hAnsi="Calibri" w:cs="Calibri"/>
         </w:rPr>
-        <w:t>Lead Writer  ·  FairBanks Medical Centre Limited</w:t>
+        <w:t>Biomedical Programs Manager  ·  Gould Family Foundation, Nairobi, Kenya and partner facilities</w:t>
       </w:r>
     </w:p>
     <w:p>
@@ -2485,7 +2545,7 @@
           <w:sz w:val="19"/>
           <w:rFonts w:ascii="Calibri" w:hAnsi="Calibri" w:cs="Calibri"/>
         </w:rPr>
-        <w:t>I write proposals, partnership documents and pitch decks for FairBanks, including Community Health Reach, accelerator and fellowship applications, and maternity and diagnostics investments. I prepare the narrative, financial annexes and supporting evidence, and I manage application opportunities and deadlines.</w:t>
+        <w:t>I led the NICU upgrade at Mama Lucy Kibaki Hospital in Nairobi, Kenya, with equipment and oxygen needs assessment informing capacity planning. I also developed SOPs for supported equipment at GFF partner facilities.</w:t>
       </w:r>
     </w:p>
     <w:p>
@@ -2505,7 +2565,7 @@
           <w:sz w:val="20"/>
           <w:rFonts w:ascii="Calibri" w:hAnsi="Calibri" w:cs="Calibri"/>
         </w:rPr>
-        <w:t>COVID-19 oxygen therapy management and demand modelling</w:t>
+        <w:t>IHK clinical infrastructure upgrades and imaging installations</w:t>
       </w:r>
       <w:r>
         <w:rPr>
@@ -2517,7 +2577,7 @@
           <w:rFonts w:ascii="Calibri" w:hAnsi="Calibri" w:cs="Calibri"/>
         </w:rPr>
         <w:tab/>
-        <w:t>2020 to 2022</w:t>
+        <w:t>Jan 2020 to Jan 2024</w:t>
       </w:r>
     </w:p>
     <w:p>
@@ -2534,7 +2594,7 @@
           <w:sz w:val="18"/>
           <w:rFonts w:ascii="Calibri" w:hAnsi="Calibri" w:cs="Calibri"/>
         </w:rPr>
-        <w:t>Biomedical Manager  ·  International Hospital Kampala, with Ministry of Health planning support</w:t>
+        <w:t>Biomedical Manager  ·  International Hospital Kampala, Uganda</w:t>
       </w:r>
     </w:p>
     <w:p>
@@ -2551,7 +2611,7 @@
           <w:sz w:val="19"/>
           <w:rFonts w:ascii="Calibri" w:hAnsi="Calibri" w:cs="Calibri"/>
         </w:rPr>
-        <w:t>I ran oxygen therapy management for the hospital through the pandemic and I developed the formulas for calculating patient oxygen consumption. My figures were used to size plant capacity, cylinder stock and flow requirements, and to support planning decisions at managerial and national level.</w:t>
+        <w:t>I led upgrades to the theatre, laboratory, NICU and oxygen plant, and the installation of a 64-slice CT scanner and digital X-ray. My oxygen demand modelling supported hospital capacity decisions and Ministry of Health planning.</w:t>
       </w:r>
     </w:p>
     <w:p>
